--- a/算法训练材料/PA-3223/PA-3223 msds_EN Guocai.docx
+++ b/算法训练材料/PA-3223/PA-3223 msds_EN Guocai.docx
@@ -1114,14 +1114,13 @@
         <w:tc>
           <w:tcPr>
             <w:tcW w:w="9795" w:type="dxa"/>
+            <w:gridSpan w:val="2"/>
+            <w:vAlign w:val="center"/>
             <w:tcBorders>
               <w:top w:val="dotted" w:color="auto" w:sz="4" w:space="0"/>
               <w:bottom w:val="dotted" w:color="auto" w:sz="4" w:space="0"/>
               <w:right w:val="dotted" w:color="auto" w:sz="4" w:space="0"/>
             </w:tcBorders>
-            <w:shd w:val="clear" w:color="auto" w:fill="auto"/>
-            <w:vAlign w:val="center"/>
-            <w:gridSpan w:val="2"/>
           </w:tcPr>
           <w:p>
             <w:pPr>
@@ -1145,202 +1144,238 @@
             <w:r>
               <w:rPr>
                 <w:rFonts w:ascii="Arial" w:hAnsi="Arial"/>
-                <w:sz w:val="18"/>
-              </w:rPr>
-              <w:t xml:space="preserve">Hydroxy acrylic polymer GHS classification: Not applicable;</w:t>
-            </w:r>
-          </w:p>
-          <w:p>
-            <w:pPr>
-              <w:jc w:val="left"/>
-              <w:spacing w:line="300" w:lineRule="auto"/>
-            </w:pPr>
+                <w:sz w:val="19"/>
+                <w:b/>
+              </w:rPr>
+              <w:t xml:space="preserve">Hydroxy acrylic polymer GHS classification:</w:t>
+            </w:r>
             <w:r>
               <w:rPr>
                 <w:rFonts w:ascii="Arial" w:hAnsi="Arial"/>
-                <w:sz w:val="18"/>
-              </w:rPr>
-              <w:t xml:space="preserve">Label elements:</w:t>
-            </w:r>
-          </w:p>
-          <w:p>
-            <w:pPr>
-              <w:jc w:val="left"/>
+                <w:sz w:val="19"/>
+              </w:rPr>
+              <w:t xml:space="preserve"> Not applicable;</w:t>
+            </w:r>
+          </w:p>
+          <w:p>
+            <w:pPr>
               <w:spacing w:line="300" w:lineRule="auto"/>
             </w:pPr>
             <w:r>
               <w:rPr>
                 <w:rFonts w:ascii="Arial" w:hAnsi="Arial"/>
-                <w:sz w:val="18"/>
+                <w:sz w:val="19"/>
+                <w:b/>
+              </w:rPr>
+              <w:t xml:space="preserve">Label elements</w:t>
+            </w:r>
+            <w:r>
+              <w:rPr>
+                <w:rFonts w:ascii="Arial" w:hAnsi="Arial"/>
+                <w:sz w:val="19"/>
+              </w:rPr>
+              <w:t xml:space="preserve">:</w:t>
+            </w:r>
+          </w:p>
+          <w:p>
+            <w:pPr>
+              <w:spacing w:line="300" w:lineRule="auto"/>
+              <w:ind w:firstLine="480" w:right="480"/>
+            </w:pPr>
+            <w:r>
+              <w:rPr>
+                <w:rFonts w:ascii="Arial" w:hAnsi="Arial"/>
+                <w:sz w:val="19"/>
               </w:rPr>
               <w:t xml:space="preserve">Please note the following substance:</w:t>
             </w:r>
           </w:p>
           <w:p>
             <w:pPr>
-              <w:jc w:val="left"/>
-              <w:spacing w:line="300" w:lineRule="auto"/>
+              <w:spacing w:line="300" w:lineRule="auto"/>
+              <w:ind w:firstLine="480" w:right="480"/>
             </w:pPr>
             <w:r>
               <w:rPr>
                 <w:rFonts w:ascii="Arial" w:hAnsi="Arial"/>
-                <w:sz w:val="18"/>
+                <w:sz w:val="19"/>
               </w:rPr>
               <w:t xml:space="preserve">N,N-Dimethylethanolamine, neutralizing agent, bonded as salt, mass concentration &lt; 2.0%, specific concentration limit &gt;= 5%</w:t>
             </w:r>
           </w:p>
           <w:p>
             <w:pPr>
-              <w:jc w:val="left"/>
-              <w:spacing w:line="300" w:lineRule="auto"/>
+              <w:spacing w:line="300" w:lineRule="auto"/>
+              <w:ind w:firstLine="480" w:right="480"/>
             </w:pPr>
             <w:r>
               <w:rPr>
                 <w:rFonts w:ascii="Arial" w:hAnsi="Arial"/>
-                <w:sz w:val="18"/>
+                <w:sz w:val="19"/>
               </w:rPr>
               <w:t xml:space="preserve">GHS classification:</w:t>
             </w:r>
           </w:p>
           <w:p>
             <w:pPr>
-              <w:jc w:val="left"/>
-              <w:spacing w:line="300" w:lineRule="auto"/>
+              <w:spacing w:line="300" w:lineRule="auto"/>
+              <w:ind w:firstLine="480" w:right="480"/>
             </w:pPr>
             <w:r>
               <w:rPr>
                 <w:rFonts w:ascii="Arial" w:hAnsi="Arial"/>
-                <w:sz w:val="18"/>
+                <w:sz w:val="19"/>
               </w:rPr>
               <w:t xml:space="preserve">Flammable liquid (Category 3), H226;</w:t>
             </w:r>
           </w:p>
           <w:p>
             <w:pPr>
-              <w:jc w:val="left"/>
-              <w:spacing w:line="300" w:lineRule="auto"/>
+              <w:spacing w:line="300" w:lineRule="auto"/>
+              <w:ind w:firstLine="480" w:right="480"/>
             </w:pPr>
             <w:r>
               <w:rPr>
                 <w:rFonts w:ascii="Arial" w:hAnsi="Arial"/>
-                <w:sz w:val="18"/>
+                <w:sz w:val="19"/>
               </w:rPr>
               <w:t xml:space="preserve">Acute toxicity, Inhalation (Category 4), H332;</w:t>
             </w:r>
           </w:p>
           <w:p>
             <w:pPr>
-              <w:jc w:val="left"/>
-              <w:spacing w:line="300" w:lineRule="auto"/>
+              <w:spacing w:line="300" w:lineRule="auto"/>
+              <w:ind w:firstLine="480" w:right="480"/>
             </w:pPr>
             <w:r>
               <w:rPr>
                 <w:rFonts w:ascii="Arial" w:hAnsi="Arial"/>
-                <w:sz w:val="18"/>
+                <w:sz w:val="19"/>
               </w:rPr>
               <w:t xml:space="preserve">Acute toxicity, Dermal (Category 4), H312;</w:t>
             </w:r>
           </w:p>
           <w:p>
             <w:pPr>
-              <w:jc w:val="left"/>
-              <w:spacing w:line="300" w:lineRule="auto"/>
+              <w:spacing w:line="300" w:lineRule="auto"/>
+              <w:ind w:firstLine="480" w:right="480"/>
             </w:pPr>
             <w:r>
               <w:rPr>
                 <w:rFonts w:ascii="Arial" w:hAnsi="Arial"/>
-                <w:sz w:val="18"/>
+                <w:sz w:val="19"/>
               </w:rPr>
               <w:t xml:space="preserve">Skin corrosion (Category 1B), H314;</w:t>
             </w:r>
           </w:p>
           <w:p>
             <w:pPr>
-              <w:jc w:val="left"/>
-              <w:spacing w:line="300" w:lineRule="auto"/>
+              <w:spacing w:line="300" w:lineRule="auto"/>
+              <w:ind w:firstLine="480" w:right="480"/>
             </w:pPr>
             <w:r>
               <w:rPr>
                 <w:rFonts w:ascii="Arial" w:hAnsi="Arial"/>
-                <w:sz w:val="18"/>
-              </w:rPr>
-              <w:t xml:space="preserve">Specific target organ toxicity - single exposure (Category 3), H335</w:t>
-            </w:r>
-          </w:p>
-          <w:p>
-            <w:pPr>
-              <w:jc w:val="left"/>
-              <w:spacing w:line="300" w:lineRule="auto"/>
+                <w:sz w:val="19"/>
+              </w:rPr>
+              <w:t xml:space="preserve">Specific target organ toxicity - single exposure (Category 3), H335;</w:t>
+            </w:r>
+          </w:p>
+          <w:p>
+            <w:pPr>
+              <w:spacing w:line="300" w:lineRule="auto"/>
+              <w:ind w:firstLine="480" w:right="480"/>
             </w:pPr>
             <w:r>
               <w:rPr>
                 <w:rFonts w:ascii="Arial" w:hAnsi="Arial"/>
-                <w:sz w:val="18"/>
-              </w:rPr>
-              <w:t xml:space="preserve">Specific target organ toxicity - single exposure (Category 3), H335</w:t>
-            </w:r>
-          </w:p>
-          <w:p>
-            <w:pPr>
-              <w:jc w:val="left"/>
+                <w:sz w:val="19"/>
+              </w:rPr>
+              <w:t xml:space="preserve">Specific target organ toxicity - single exposure (Category 3), H335;</w:t>
+            </w:r>
+          </w:p>
+          <w:p>
+            <w:pPr>
               <w:spacing w:line="300" w:lineRule="auto"/>
             </w:pPr>
             <w:r>
               <w:rPr>
                 <w:rFonts w:ascii="Arial" w:hAnsi="Arial"/>
-                <w:sz w:val="18"/>
-              </w:rPr>
-              <w:t xml:space="preserve">GHS pictograms: None</w:t>
-            </w:r>
-          </w:p>
-          <w:p>
-            <w:pPr>
-              <w:jc w:val="left"/>
-              <w:spacing w:line="300" w:lineRule="auto"/>
-            </w:pPr>
+                <w:sz w:val="19"/>
+                <w:b/>
+              </w:rPr>
+              <w:t xml:space="preserve">GHS pictograms:</w:t>
+            </w:r>
             <w:r>
               <w:rPr>
                 <w:rFonts w:ascii="Arial" w:hAnsi="Arial"/>
-                <w:sz w:val="18"/>
-              </w:rPr>
-              <w:t xml:space="preserve">Signal word: Warning</w:t>
-            </w:r>
-          </w:p>
-          <w:p>
-            <w:pPr>
-              <w:jc w:val="left"/>
+                <w:sz w:val="19"/>
+              </w:rPr>
+              <w:t xml:space="preserve"> None</w:t>
+            </w:r>
+          </w:p>
+          <w:p>
+            <w:pPr>
               <w:spacing w:line="300" w:lineRule="auto"/>
             </w:pPr>
             <w:r>
               <w:rPr>
                 <w:rFonts w:ascii="Arial" w:hAnsi="Arial"/>
-                <w:sz w:val="18"/>
-              </w:rPr>
-              <w:t xml:space="preserve">Hazard statements: No known significant effects or critical hazards.</w:t>
-            </w:r>
-          </w:p>
-          <w:p>
-            <w:pPr>
-              <w:jc w:val="left"/>
-              <w:spacing w:line="300" w:lineRule="auto"/>
-            </w:pPr>
+                <w:sz w:val="19"/>
+                <w:b/>
+              </w:rPr>
+              <w:t xml:space="preserve">Signal word:</w:t>
+            </w:r>
             <w:r>
               <w:rPr>
                 <w:rFonts w:ascii="Arial" w:hAnsi="Arial"/>
-                <w:sz w:val="18"/>
+                <w:sz w:val="19"/>
+              </w:rPr>
+              <w:t xml:space="preserve"> Warning</w:t>
+            </w:r>
+          </w:p>
+          <w:p>
+            <w:pPr>
+              <w:spacing w:line="300" w:lineRule="auto"/>
+            </w:pPr>
+            <w:r>
+              <w:rPr>
+                <w:rFonts w:ascii="Arial" w:hAnsi="Arial"/>
+                <w:sz w:val="19"/>
+                <w:b/>
+              </w:rPr>
+              <w:t xml:space="preserve">Hazard statements:</w:t>
+            </w:r>
+            <w:r>
+              <w:rPr>
+                <w:rFonts w:ascii="Arial" w:hAnsi="Arial"/>
+                <w:sz w:val="19"/>
+              </w:rPr>
+              <w:t xml:space="preserve"> No known significant effects or critical hazards.</w:t>
+            </w:r>
+          </w:p>
+          <w:p>
+            <w:pPr>
+              <w:spacing w:line="300" w:lineRule="auto"/>
+            </w:pPr>
+            <w:r>
+              <w:rPr>
+                <w:rFonts w:ascii="Arial" w:hAnsi="Arial"/>
+                <w:sz w:val="19"/>
+                <w:b/>
               </w:rPr>
               <w:t xml:space="preserve">Precautionary statements:</w:t>
             </w:r>
           </w:p>
           <w:p>
             <w:pPr>
-              <w:jc w:val="left"/>
-              <w:spacing w:line="300" w:lineRule="auto"/>
+              <w:spacing w:line="300" w:lineRule="auto"/>
+              <w:ind w:firstLine="482"/>
             </w:pPr>
             <w:r>
               <w:rPr>
                 <w:rFonts w:ascii="Arial" w:hAnsi="Arial"/>
-                <w:sz w:val="18"/>
+                <w:sz w:val="19"/>
                 <w:b/>
               </w:rPr>
               <w:t xml:space="preserve">Prevention:</w:t>
@@ -1348,65 +1383,62 @@
           </w:p>
           <w:p>
             <w:pPr>
-              <w:jc w:val="left"/>
               <w:spacing w:line="300" w:lineRule="auto"/>
             </w:pPr>
             <w:r>
               <w:rPr>
                 <w:rFonts w:ascii="Arial" w:hAnsi="Arial"/>
-                <w:sz w:val="18"/>
+                <w:sz w:val="19"/>
               </w:rPr>
               <w:t xml:space="preserve">Wear protective gloves, eye protection and protective clothing during operation.</w:t>
             </w:r>
           </w:p>
           <w:p>
             <w:pPr>
-              <w:jc w:val="left"/>
               <w:spacing w:line="300" w:lineRule="auto"/>
             </w:pPr>
             <w:r>
               <w:rPr>
                 <w:rFonts w:ascii="Arial" w:hAnsi="Arial"/>
-                <w:sz w:val="18"/>
+                <w:sz w:val="19"/>
               </w:rPr>
               <w:t xml:space="preserve">Wash contact areas thoroughly after handling.</w:t>
             </w:r>
           </w:p>
           <w:p>
             <w:pPr>
-              <w:jc w:val="left"/>
               <w:spacing w:line="300" w:lineRule="auto"/>
             </w:pPr>
             <w:r>
               <w:rPr>
                 <w:rFonts w:ascii="Arial" w:hAnsi="Arial"/>
-                <w:sz w:val="18"/>
+                <w:sz w:val="19"/>
               </w:rPr>
               <w:t xml:space="preserve">Do not eat, drink or smoke when using this product.</w:t>
             </w:r>
           </w:p>
           <w:p>
             <w:pPr>
-              <w:jc w:val="left"/>
-              <w:spacing w:line="300" w:lineRule="auto"/>
+              <w:spacing w:line="300" w:lineRule="auto"/>
+              <w:ind w:firstLine="960"/>
             </w:pPr>
             <w:r>
               <w:rPr>
                 <w:rFonts w:ascii="Arial" w:hAnsi="Arial"/>
-                <w:sz w:val="18"/>
+                <w:sz w:val="19"/>
               </w:rPr>
               <w:t xml:space="preserve">Use only outdoors or in a well-ventilated area.</w:t>
             </w:r>
           </w:p>
           <w:p>
             <w:pPr>
-              <w:jc w:val="left"/>
-              <w:spacing w:line="300" w:lineRule="auto"/>
+              <w:spacing w:line="300" w:lineRule="auto"/>
+              <w:ind w:firstLine="482"/>
             </w:pPr>
             <w:r>
               <w:rPr>
                 <w:rFonts w:ascii="Arial" w:hAnsi="Arial"/>
-                <w:sz w:val="18"/>
+                <w:sz w:val="19"/>
                 <w:b/>
               </w:rPr>
               <w:t xml:space="preserve">Response:</w:t>
@@ -1414,78 +1446,73 @@
           </w:p>
           <w:p>
             <w:pPr>
-              <w:jc w:val="left"/>
               <w:spacing w:line="300" w:lineRule="auto"/>
             </w:pPr>
             <w:r>
               <w:rPr>
                 <w:rFonts w:ascii="Arial" w:hAnsi="Arial"/>
-                <w:sz w:val="18"/>
+                <w:sz w:val="19"/>
               </w:rPr>
               <w:t xml:space="preserve">Inhalation: If inhaled, get medical advice/attention if you feel unwell.</w:t>
             </w:r>
           </w:p>
           <w:p>
             <w:pPr>
-              <w:jc w:val="left"/>
               <w:spacing w:line="300" w:lineRule="auto"/>
             </w:pPr>
             <w:r>
               <w:rPr>
                 <w:rFonts w:ascii="Arial" w:hAnsi="Arial"/>
-                <w:sz w:val="18"/>
+                <w:sz w:val="19"/>
               </w:rPr>
               <w:t xml:space="preserve">Skin and eye contact: Wash thoroughly with soap and water. If irritation persists, seek medical attention.</w:t>
             </w:r>
           </w:p>
           <w:p>
             <w:pPr>
-              <w:jc w:val="left"/>
               <w:spacing w:line="300" w:lineRule="auto"/>
             </w:pPr>
             <w:r>
               <w:rPr>
                 <w:rFonts w:ascii="Arial" w:hAnsi="Arial"/>
-                <w:sz w:val="18"/>
+                <w:sz w:val="19"/>
               </w:rPr>
               <w:t xml:space="preserve">Ingestion: Rinse mouth immediately. Do NOT induce vomiting. Immediately seek medical advice/attention.</w:t>
             </w:r>
           </w:p>
           <w:p>
             <w:pPr>
-              <w:jc w:val="left"/>
               <w:spacing w:line="300" w:lineRule="auto"/>
             </w:pPr>
             <w:r>
               <w:rPr>
                 <w:rFonts w:ascii="Arial" w:hAnsi="Arial"/>
-                <w:sz w:val="18"/>
+                <w:sz w:val="19"/>
               </w:rPr>
               <w:t xml:space="preserve">Spillage: Collect spillage.</w:t>
             </w:r>
           </w:p>
           <w:p>
             <w:pPr>
-              <w:jc w:val="left"/>
               <w:spacing w:line="300" w:lineRule="auto"/>
             </w:pPr>
             <w:r>
               <w:rPr>
                 <w:rFonts w:ascii="Arial" w:hAnsi="Arial"/>
-                <w:sz w:val="18"/>
+                <w:sz w:val="19"/>
               </w:rPr>
               <w:t xml:space="preserve">Fire: In case of fire, use dry powder, foam, or carbon dioxide for extinction.</w:t>
             </w:r>
           </w:p>
           <w:p>
             <w:pPr>
-              <w:jc w:val="left"/>
-              <w:spacing w:line="300" w:lineRule="auto"/>
+              <w:spacing w:line="300" w:lineRule="auto"/>
+              <w:ind w:firstLine="482"/>
             </w:pPr>
             <w:r>
               <w:rPr>
                 <w:rFonts w:ascii="Arial" w:hAnsi="Arial"/>
-                <w:sz w:val="18"/>
+                <w:sz w:val="19"/>
                 <w:b/>
               </w:rPr>
               <w:t xml:space="preserve">Storage:</w:t>
@@ -1493,26 +1520,26 @@
           </w:p>
           <w:p>
             <w:pPr>
-              <w:jc w:val="left"/>
-              <w:spacing w:line="300" w:lineRule="auto"/>
+              <w:spacing w:line="300" w:lineRule="auto"/>
+              <w:ind w:left="1199" w:hanging="720"/>
             </w:pPr>
             <w:r>
               <w:rPr>
                 <w:rFonts w:ascii="Arial" w:hAnsi="Arial"/>
-                <w:sz w:val="18"/>
+                <w:sz w:val="19"/>
               </w:rPr>
               <w:t xml:space="preserve">Store in a cool, dry, well-ventilated place away from light. Maintain storage temperature between 5-35 deg C. Protect from freezing and keep packaging intact. Keep container tightly closed after use and consume promptly once opened.</w:t>
             </w:r>
           </w:p>
           <w:p>
             <w:pPr>
-              <w:jc w:val="left"/>
-              <w:spacing w:line="300" w:lineRule="auto"/>
+              <w:spacing w:line="300" w:lineRule="auto"/>
+              <w:ind w:firstLine="482"/>
             </w:pPr>
             <w:r>
               <w:rPr>
                 <w:rFonts w:ascii="Arial" w:hAnsi="Arial"/>
-                <w:sz w:val="18"/>
+                <w:sz w:val="19"/>
                 <w:b/>
               </w:rPr>
               <w:t xml:space="preserve">Disposal:</w:t>
@@ -1520,57 +1547,76 @@
           </w:p>
           <w:p>
             <w:pPr>
-              <w:jc w:val="left"/>
-              <w:spacing w:line="300" w:lineRule="auto"/>
+              <w:spacing w:line="300" w:lineRule="auto"/>
+              <w:ind w:left="959" w:hanging="480"/>
             </w:pPr>
             <w:r>
               <w:rPr>
                 <w:rFonts w:ascii="Arial" w:hAnsi="Arial"/>
-                <w:sz w:val="18"/>
+                <w:sz w:val="19"/>
               </w:rPr>
               <w:t xml:space="preserve">Empty containers must not be used to store food or other goods prior to decontamination to prevent harm to human health and the environment. Dispose of packaging in accordance with national and local environmental regulations. Any hazards and losses caused by improper disposal shall be borne by the disposer.</w:t>
             </w:r>
           </w:p>
           <w:p>
             <w:pPr>
-              <w:jc w:val="left"/>
               <w:spacing w:line="300" w:lineRule="auto"/>
             </w:pPr>
             <w:r>
               <w:rPr>
                 <w:rFonts w:ascii="Arial" w:hAnsi="Arial"/>
-                <w:sz w:val="18"/>
-                <w:b/>
-              </w:rPr>
-              <w:t xml:space="preserve">Physical and chemical hazards: May cause contamination to water bodies and soil.</w:t>
-            </w:r>
-          </w:p>
-          <w:p>
-            <w:pPr>
-              <w:jc w:val="left"/>
-              <w:spacing w:line="300" w:lineRule="auto"/>
-            </w:pPr>
+                <w:sz w:val="19"/>
+                <w:b/>
+              </w:rPr>
+              <w:t xml:space="preserve">Physical and chemical hazards:</w:t>
+            </w:r>
             <w:r>
               <w:rPr>
                 <w:rFonts w:ascii="Arial" w:hAnsi="Arial"/>
-                <w:sz w:val="18"/>
-                <w:b/>
-              </w:rPr>
-              <w:t xml:space="preserve">Health hazards: None</w:t>
-            </w:r>
-          </w:p>
-          <w:p>
-            <w:pPr>
-              <w:jc w:val="left"/>
+                <w:sz w:val="19"/>
+              </w:rPr>
+              <w:t xml:space="preserve"> May cause contamination to water bodies and soil.</w:t>
+            </w:r>
+          </w:p>
+          <w:p>
+            <w:pPr>
               <w:spacing w:line="300" w:lineRule="auto"/>
             </w:pPr>
             <w:r>
               <w:rPr>
                 <w:rFonts w:ascii="Arial" w:hAnsi="Arial"/>
-                <w:sz w:val="18"/>
-                <w:b/>
-              </w:rPr>
-              <w:t xml:space="preserve">Environmental hazards: Prevent entry into drains to avoid polymer deposition and blockage of waterways.</w:t>
+                <w:sz w:val="19"/>
+                <w:b/>
+              </w:rPr>
+              <w:t xml:space="preserve">Health hazards:</w:t>
+            </w:r>
+            <w:r>
+              <w:rPr>
+                <w:rFonts w:ascii="Arial" w:hAnsi="Arial"/>
+                <w:sz w:val="19"/>
+              </w:rPr>
+              <w:t xml:space="preserve"> None</w:t>
+            </w:r>
+          </w:p>
+          <w:p>
+            <w:pPr>
+              <w:jc w:val="left"/>
+              <w:spacing w:line="300" w:lineRule="auto"/>
+            </w:pPr>
+            <w:r>
+              <w:rPr>
+                <w:rFonts w:ascii="Arial" w:hAnsi="Arial"/>
+                <w:sz w:val="19"/>
+                <w:b/>
+              </w:rPr>
+              <w:t xml:space="preserve">Environmental hazards:</w:t>
+            </w:r>
+            <w:r>
+              <w:rPr>
+                <w:rFonts w:ascii="Arial" w:hAnsi="Arial"/>
+                <w:sz w:val="19"/>
+              </w:rPr>
+              <w:t xml:space="preserve"> Prevent entry into drains to avoid polymer deposition and blockage of waterways.</w:t>
             </w:r>
           </w:p>
         </w:tc>
@@ -9228,24 +9274,25 @@
           <w:tcPr>
             <w:tcW w:w="9781" w:type="dxa"/>
             <w:gridSpan w:val="4"/>
-            <w:tcBorders>
-              <w:top w:val="dotted" w:color="auto" w:sz="4" w:space="0"/>
-              <w:bottom w:val="dotted" w:color="auto" w:sz="4" w:space="0"/>
-            </w:tcBorders>
-            <w:vAlign w:val="center"/>
-          </w:tcPr>
-          <w:p>
-            <w:pPr>
-              <w:spacing w:line="300" w:lineRule="auto"/>
-              <w:jc w:val="left"/>
-            </w:pPr>
-            <w:r>
-              <w:rPr>
-                <w:rFonts w:ascii="Arial" w:hAnsi="Arial" w:eastAsia="Arial" w:cs="Arial"/>
-                <w:sz w:val="19"/>
-                <w:szCs w:val="19"/>
-              </w:rPr>
-              <w:t xml:space="preserve">No toxicological studies were available for this product.</w:t>
+            <w:vAlign w:val="center"/>
+            <w:tcBorders>
+              <w:top w:val="dotted" w:color="auto" w:sz="4" w:space="0"/>
+              <w:bottom w:val="dotted" w:color="auto" w:sz="4" w:space="0"/>
+              <w:right w:val="dotted" w:color="auto" w:sz="4" w:space="0"/>
+            </w:tcBorders>
+          </w:tcPr>
+          <w:p>
+            <w:pPr>
+              <w:spacing w:line="300" w:lineRule="auto"/>
+              <w:jc w:val="left"/>
+            </w:pPr>
+            <w:r>
+              <w:rPr>
+                <w:rFonts w:ascii="Arial" w:hAnsi="Arial" w:eastAsia="Arial" w:cs="Arial"/>
+                <w:sz w:val="19"/>
+                <w:szCs w:val="19"/>
+              </w:rPr>
+              <w:t xml:space="preserve">No toxicological studies are available on the product.</w:t>
             </w:r>
           </w:p>
         </w:tc>
@@ -9274,24 +9321,25 @@
           <w:tcPr>
             <w:tcW w:w="9781" w:type="dxa"/>
             <w:gridSpan w:val="4"/>
-            <w:tcBorders>
-              <w:top w:val="dotted" w:color="auto" w:sz="4" w:space="0"/>
-              <w:bottom w:val="dotted" w:color="auto" w:sz="4" w:space="0"/>
-            </w:tcBorders>
-            <w:vAlign w:val="center"/>
-          </w:tcPr>
-          <w:p>
-            <w:pPr>
-              <w:spacing w:line="300" w:lineRule="auto"/>
-              <w:jc w:val="left"/>
-            </w:pPr>
-            <w:r>
-              <w:rPr>
-                <w:rFonts w:ascii="Arial" w:hAnsi="Arial" w:eastAsia="Arial" w:cs="Arial"/>
-                <w:sz w:val="19"/>
-                <w:szCs w:val="19"/>
-              </w:rPr>
-              <w:t xml:space="preserve">The following are toxicological data for the component:</w:t>
+            <w:vAlign w:val="center"/>
+            <w:tcBorders>
+              <w:top w:val="dotted" w:color="auto" w:sz="4" w:space="0"/>
+              <w:bottom w:val="dotted" w:color="auto" w:sz="4" w:space="0"/>
+              <w:right w:val="dotted" w:color="auto" w:sz="4" w:space="0"/>
+            </w:tcBorders>
+          </w:tcPr>
+          <w:p>
+            <w:pPr>
+              <w:spacing w:line="300" w:lineRule="auto"/>
+              <w:jc w:val="left"/>
+            </w:pPr>
+            <w:r>
+              <w:rPr>
+                <w:rFonts w:ascii="Arial" w:hAnsi="Arial" w:eastAsia="Arial" w:cs="Arial"/>
+                <w:sz w:val="19"/>
+                <w:szCs w:val="19"/>
+              </w:rPr>
+              <w:t xml:space="preserve">The following is toxicological data for these ingredients.</w:t>
             </w:r>
           </w:p>
         </w:tc>
@@ -9319,28 +9367,197 @@
         <w:tc>
           <w:tcPr>
             <w:tcW w:w="9781" w:type="dxa"/>
+            <w:gridSpan w:val="4"/>
+            <w:vAlign w:val="center"/>
             <w:tcBorders>
               <w:top w:val="dotted" w:color="auto" w:sz="4" w:space="0"/>
               <w:bottom w:val="dotted" w:color="auto" w:sz="4" w:space="0"/>
               <w:right w:val="dotted" w:color="auto" w:sz="4" w:space="0"/>
             </w:tcBorders>
-            <w:vAlign w:val="center"/>
-            <w:gridSpan w:val="4"/>
-          </w:tcPr>
-          <w:p>
-            <w:pPr>
-              <w:jc w:val="left"/>
-              <w:spacing w:line="300" w:lineRule="auto"/>
-              <w:ind w:left="565"/>
-            </w:pPr>
-            <w:r>
-              <w:rPr>
-                <w:rFonts w:ascii="Arial" w:hAnsi="Arial" w:eastAsia="Arial" w:cs="Arial"/>
-                <w:b/>
-                <w:sz w:val="19"/>
-                <w:szCs w:val="19"/>
-              </w:rPr>
-              <w:t xml:space="preserve">Hydroxy polyacrylate dispersion: Toxicity: No data available; Irritation: No data available Propylene glycol butyl ether: Toxicity: Dermal (Rat) LD50: &gt; 2000 mg/kg Inhalation (Rat) LD50: &gt; 1997.718 mg/l/8hE Oral (Rat) LD50: &gt; 2000 mg/kg Irritation: No data available 2-(2-Butoxyethoxy)ethanol: Toxicity: Dermal (Rat) LD50: &gt; 2000 mg/kg Oral (Rat) LD50: = 4500 mg/kg Irritation: No data available:</w:t>
+          </w:tcPr>
+          <w:p>
+            <w:pPr>
+              <w:jc w:val="left"/>
+              <w:spacing w:line="300" w:lineRule="auto"/>
+              <w:ind w:left="34"/>
+            </w:pPr>
+            <w:r>
+              <w:rPr>
+                <w:rFonts w:ascii="Arial" w:hAnsi="Arial"/>
+                <w:sz w:val="19"/>
+                <w:b/>
+              </w:rPr>
+              <w:t xml:space="preserve">Hydroxy polyacrylate dispersion:</w:t>
+            </w:r>
+            <w:r>
+              <w:rPr>
+                <w:rFonts w:ascii="Arial" w:hAnsi="Arial"/>
+                <w:sz w:val="19"/>
+              </w:rPr>
+              <w:br w:type="textWrapping"/>
+            </w:r>
+            <w:r>
+              <w:rPr>
+                <w:rFonts w:ascii="Arial" w:hAnsi="Arial"/>
+                <w:sz w:val="19"/>
+              </w:rPr>
+              <w:t xml:space="preserve">Toxicity: No data available;</w:t>
+            </w:r>
+          </w:p>
+          <w:p>
+            <w:pPr>
+              <w:jc w:val="left"/>
+              <w:spacing w:line="300" w:lineRule="auto"/>
+              <w:ind w:left="34"/>
+            </w:pPr>
+            <w:r>
+              <w:rPr>
+                <w:rFonts w:ascii="Arial" w:hAnsi="Arial"/>
+                <w:sz w:val="19"/>
+              </w:rPr>
+              <w:t xml:space="preserve">Irritation: No data available.</w:t>
+            </w:r>
+          </w:p>
+          <w:p>
+            <w:pPr>
+              <w:jc w:val="left"/>
+              <w:spacing w:line="300" w:lineRule="auto"/>
+              <w:ind w:left="34"/>
+            </w:pPr>
+            <w:r>
+              <w:rPr>
+                <w:rFonts w:ascii="Arial" w:hAnsi="Arial"/>
+                <w:sz w:val="19"/>
+              </w:rPr>
+              <w:br w:type="textWrapping"/>
+            </w:r>
+            <w:r>
+              <w:rPr>
+                <w:rFonts w:ascii="Arial" w:hAnsi="Arial"/>
+                <w:sz w:val="19"/>
+                <w:b/>
+              </w:rPr>
+              <w:t xml:space="preserve">Propylene glycol butyl ether:</w:t>
+            </w:r>
+            <w:r>
+              <w:rPr>
+                <w:rFonts w:ascii="Arial" w:hAnsi="Arial"/>
+                <w:sz w:val="19"/>
+              </w:rPr>
+              <w:br w:type="textWrapping"/>
+            </w:r>
+            <w:r>
+              <w:rPr>
+                <w:rFonts w:ascii="Arial" w:hAnsi="Arial"/>
+                <w:sz w:val="19"/>
+              </w:rPr>
+              <w:t xml:space="preserve">Toxicity: Dermal (Rat) LD50: &gt; 2000 mg/kg</w:t>
+            </w:r>
+            <w:r>
+              <w:rPr>
+                <w:rFonts w:ascii="Arial" w:hAnsi="Arial"/>
+                <w:sz w:val="19"/>
+              </w:rPr>
+              <w:br w:type="textWrapping"/>
+            </w:r>
+            <w:r>
+              <w:rPr>
+                <w:rFonts w:ascii="Arial" w:hAnsi="Arial"/>
+                <w:sz w:val="19"/>
+              </w:rPr>
+              <w:t xml:space="preserve">          Inhalation (Rat) LD50: &gt; 1997.718 mg/l/8hE</w:t>
+            </w:r>
+            <w:r>
+              <w:rPr>
+                <w:rFonts w:ascii="Arial" w:hAnsi="Arial"/>
+                <w:sz w:val="19"/>
+              </w:rPr>
+              <w:br w:type="textWrapping"/>
+            </w:r>
+            <w:r>
+              <w:rPr>
+                <w:rFonts w:ascii="Arial" w:hAnsi="Arial"/>
+                <w:sz w:val="19"/>
+              </w:rPr>
+              <w:t xml:space="preserve">          Oral (Rat) LD50: &gt; 2000 mg/kg</w:t>
+            </w:r>
+            <w:r>
+              <w:rPr>
+                <w:rFonts w:ascii="Arial" w:hAnsi="Arial"/>
+                <w:sz w:val="19"/>
+              </w:rPr>
+              <w:br w:type="textWrapping"/>
+            </w:r>
+            <w:r>
+              <w:rPr>
+                <w:rFonts w:ascii="Arial" w:hAnsi="Arial"/>
+                <w:sz w:val="19"/>
+              </w:rPr>
+              <w:t xml:space="preserve">Irritation: No data available.</w:t>
+            </w:r>
+          </w:p>
+          <w:p>
+            <w:pPr>
+              <w:jc w:val="left"/>
+              <w:spacing w:line="300" w:lineRule="auto"/>
+              <w:ind w:left="34"/>
+            </w:pPr>
+            <w:r>
+              <w:rPr>
+                <w:rFonts w:ascii="Arial" w:hAnsi="Arial"/>
+                <w:sz w:val="19"/>
+              </w:rPr>
+              <w:br w:type="textWrapping"/>
+            </w:r>
+            <w:r>
+              <w:rPr>
+                <w:rFonts w:ascii="Arial" w:hAnsi="Arial"/>
+                <w:sz w:val="19"/>
+                <w:b/>
+              </w:rPr>
+              <w:t xml:space="preserve">2-(2-Butoxyethoxy)ethanol:</w:t>
+            </w:r>
+            <w:r>
+              <w:rPr>
+                <w:rFonts w:ascii="Arial" w:hAnsi="Arial"/>
+                <w:sz w:val="19"/>
+              </w:rPr>
+              <w:br w:type="textWrapping"/>
+            </w:r>
+            <w:r>
+              <w:rPr>
+                <w:rFonts w:ascii="Arial" w:hAnsi="Arial"/>
+                <w:sz w:val="19"/>
+              </w:rPr>
+              <w:t xml:space="preserve">Toxicity: Dermal (Rat) LD50: &gt; 2000 mg/kg</w:t>
+            </w:r>
+            <w:r>
+              <w:rPr>
+                <w:rFonts w:ascii="Arial" w:hAnsi="Arial"/>
+                <w:sz w:val="19"/>
+              </w:rPr>
+              <w:br w:type="textWrapping"/>
+            </w:r>
+            <w:r>
+              <w:rPr>
+                <w:rFonts w:ascii="Arial" w:hAnsi="Arial"/>
+                <w:sz w:val="19"/>
+              </w:rPr>
+              <w:t xml:space="preserve">          Oral (Rat) LD50: = 4500 mg/kg</w:t>
+            </w:r>
+            <w:r>
+              <w:rPr>
+                <w:rFonts w:ascii="Arial" w:hAnsi="Arial"/>
+                <w:sz w:val="19"/>
+              </w:rPr>
+              <w:br w:type="textWrapping"/>
+            </w:r>
+            <w:r>
+              <w:rPr>
+                <w:rFonts w:ascii="Arial" w:hAnsi="Arial"/>
+                <w:sz w:val="19"/>
+              </w:rPr>
+              <w:t xml:space="preserve">Irritation: No data available.</w:t>
             </w:r>
           </w:p>
         </w:tc>
@@ -11642,7 +11859,7 @@
               <w:sz w:val="18"/>
               <w:szCs w:val="18"/>
             </w:rPr>
-            <w:t>Revision Date: 2026/10/26   </w:t>
+            <w:t>Revision Date: 2026/10/27   </w:t>
           </w:r>
         </w:p>
       </w:tc>
